--- a/01 Tanakh/02 Nevi_im/02 Latter Prophets/11 Yirmeyahu/Yirmeyahu 45.docx
+++ b/01 Tanakh/02 Nevi_im/02 Latter Prophets/11 Yirmeyahu/Yirmeyahu 45.docx
@@ -22,7 +22,7 @@
           <w:szCs w:val="24"/>
           <w:rtl w:val="0"/>
         </w:rPr>
-        <w:t xml:space="preserve">(Book Title)</w:t>
+        <w:t xml:space="preserve">Yirmeyahu</w:t>
       </w:r>
     </w:p>
     <w:p>
@@ -43,7 +43,12 @@
           <w:szCs w:val="40"/>
           <w:rtl w:val="0"/>
         </w:rPr>
-        <w:t xml:space="preserve">1</w:t>
+        <w:t xml:space="preserve">45</w:t>
+      </w:r>
+      <w:r>
+        <w:rPr>
+          <w:rtl w:val="0"/>
+        </w:rPr>
       </w:r>
     </w:p>
     <w:p>
@@ -84,10 +89,8 @@
     </w:p>
     <w:p>
       <w:pPr>
-        <w:ind w:firstLine="720"/>
-        <w:rPr>
-          <w:b w:val="1"/>
-          <w:bCs w:val="1"/>
+        <w:ind w:left="0" w:firstLine="0"/>
+        <w:rPr>
           <w:sz w:val="24"/>
           <w:szCs w:val="24"/>
         </w:rPr>
@@ -117,70 +120,7 @@
           <w:szCs w:val="24"/>
           <w:rtl w:val="0"/>
         </w:rPr>
-        <w:t xml:space="preserve">Text</w:t>
-      </w:r>
-    </w:p>
-    <w:p>
-      <w:pPr>
-        <w:rPr>
-          <w:sz w:val="24"/>
-          <w:szCs w:val="24"/>
-        </w:rPr>
-      </w:pPr>
-      <w:r>
-        <w:rPr>
-          <w:rtl w:val="0"/>
-        </w:rPr>
-      </w:r>
-    </w:p>
-    <w:p>
-      <w:pPr>
-        <w:rPr>
-          <w:sz w:val="24"/>
-          <w:szCs w:val="24"/>
-        </w:rPr>
-      </w:pPr>
-      <w:r>
-        <w:rPr>
-          <w:rtl w:val="0"/>
-        </w:rPr>
-      </w:r>
-    </w:p>
-    <w:p>
-      <w:pPr>
-        <w:ind w:firstLine="720"/>
-        <w:rPr>
-          <w:b w:val="1"/>
-          <w:bCs w:val="1"/>
-          <w:sz w:val="24"/>
-          <w:szCs w:val="24"/>
-        </w:rPr>
-      </w:pPr>
-      <w:r>
-        <w:rPr>
-          <w:b w:val="1"/>
-          <w:bCs w:val="1"/>
-          <w:sz w:val="24"/>
-          <w:szCs w:val="24"/>
-          <w:rtl w:val="0"/>
-        </w:rPr>
-        <w:t xml:space="preserve">(Section Title)</w:t>
-      </w:r>
-    </w:p>
-    <w:p>
-      <w:pPr>
-        <w:ind w:firstLine="720"/>
-        <w:rPr>
-          <w:b w:val="1"/>
-          <w:bCs w:val="1"/>
-          <w:sz w:val="24"/>
-          <w:szCs w:val="24"/>
-        </w:rPr>
-      </w:pPr>
-      <w:r>
-        <w:rPr>
-          <w:rtl w:val="0"/>
-        </w:rPr>
+        <w:t xml:space="preserve">Here is what Yirmeyahu said to Barukh the son of Neriyah when he wrote these words in a book at Yirmeyahu’s dictation, in the fourth year of Y’hoyakim the son of Yoshiyahu, king of Y’hudah:</w:t>
       </w:r>
     </w:p>
     <w:p>
@@ -202,98 +142,7 @@
           <w:szCs w:val="24"/>
           <w:rtl w:val="0"/>
         </w:rPr>
-        <w:t xml:space="preserve">Text</w:t>
-      </w:r>
-    </w:p>
-    <w:p>
-      <w:pPr>
-        <w:rPr>
-          <w:sz w:val="24"/>
-          <w:szCs w:val="24"/>
-        </w:rPr>
-      </w:pPr>
-      <w:r>
-        <w:rPr>
-          <w:rtl w:val="0"/>
-        </w:rPr>
-      </w:r>
-    </w:p>
-    <w:p>
-      <w:pPr>
-        <w:jc w:val="center"/>
-        <w:rPr>
-          <w:b w:val="1"/>
-          <w:bCs w:val="1"/>
-          <w:sz w:val="40"/>
-          <w:szCs w:val="40"/>
-        </w:rPr>
-      </w:pPr>
-      <w:r>
-        <w:rPr>
-          <w:b w:val="1"/>
-          <w:bCs w:val="1"/>
-          <w:color w:val="999999"/>
-          <w:sz w:val="24"/>
-          <w:szCs w:val="24"/>
-          <w:rtl w:val="0"/>
-        </w:rPr>
-        <w:t xml:space="preserve">(Book Title)</w:t>
-      </w:r>
-      <w:r>
-        <w:rPr>
-          <w:rtl w:val="0"/>
-        </w:rPr>
-      </w:r>
-    </w:p>
-    <w:p>
-      <w:pPr>
-        <w:jc w:val="center"/>
-        <w:rPr>
-          <w:b w:val="1"/>
-          <w:bCs w:val="1"/>
-          <w:sz w:val="40"/>
-          <w:szCs w:val="40"/>
-        </w:rPr>
-      </w:pPr>
-      <w:r>
-        <w:rPr>
-          <w:b w:val="1"/>
-          <w:bCs w:val="1"/>
-          <w:sz w:val="40"/>
-          <w:szCs w:val="40"/>
-          <w:rtl w:val="0"/>
-        </w:rPr>
-        <w:t xml:space="preserve">1</w:t>
-      </w:r>
-    </w:p>
-    <w:p>
-      <w:pPr>
-        <w:rPr>
-          <w:b w:val="1"/>
-          <w:bCs w:val="1"/>
-          <w:sz w:val="24"/>
-          <w:szCs w:val="24"/>
-        </w:rPr>
-      </w:pPr>
-      <w:r>
-        <w:rPr>
-          <w:rtl w:val="0"/>
-        </w:rPr>
-      </w:r>
-    </w:p>
-    <w:p>
-      <w:pPr>
-        <w:rPr>
-          <w:b w:val="1"/>
-          <w:bCs w:val="1"/>
-          <w:sz w:val="24"/>
-          <w:szCs w:val="24"/>
-        </w:rPr>
-      </w:pPr>
-      <w:r>
-        <w:rPr>
-          <w:rtl w:val="0"/>
-        </w:rPr>
+        <w:t xml:space="preserve">“This is what EHYEH Elohei of Isra’el says concerning you, Barukh. You said,</w:t>
       </w:r>
     </w:p>
     <w:p>
@@ -315,7 +164,51 @@
           <w:szCs w:val="24"/>
           <w:rtl w:val="0"/>
         </w:rPr>
-        <w:t xml:space="preserve">Text</w:t>
+        <w:t xml:space="preserve">‘Woe to me now! EHYEH has compounded my pain with sorrow, I am weary from groaning, and I can find no relief!’</w:t>
+      </w:r>
+    </w:p>
+    <w:p>
+      <w:pPr>
+        <w:numPr>
+          <w:ilvl w:val="0"/>
+          <w:numId w:val="1"/>
+        </w:numPr>
+        <w:ind w:left="720" w:hanging="360"/>
+        <w:rPr>
+          <w:sz w:val="24"/>
+          <w:szCs w:val="24"/>
+          <w:u w:val="none"/>
+        </w:rPr>
+      </w:pPr>
+      <w:r>
+        <w:rPr>
+          <w:sz w:val="24"/>
+          <w:szCs w:val="24"/>
+          <w:rtl w:val="0"/>
+        </w:rPr>
+        <w:t xml:space="preserve">“Tell him that EHYEH says: ‘I will tear down what I built up, I will uproot what I planted, and this throughout the land.</w:t>
+      </w:r>
+    </w:p>
+    <w:p>
+      <w:pPr>
+        <w:numPr>
+          <w:ilvl w:val="0"/>
+          <w:numId w:val="1"/>
+        </w:numPr>
+        <w:ind w:left="720" w:hanging="360"/>
+        <w:rPr>
+          <w:sz w:val="24"/>
+          <w:szCs w:val="24"/>
+          <w:u w:val="none"/>
+        </w:rPr>
+      </w:pPr>
+      <w:r>
+        <w:rPr>
+          <w:sz w:val="24"/>
+          <w:szCs w:val="24"/>
+          <w:rtl w:val="0"/>
+        </w:rPr>
+        <w:t xml:space="preserve">Are you seeking great things for yourself? Don’t! For I am bringing disaster on everything living,’ says EHYEH. ‘But wherever you go, you will escape with your life.’”</w:t>
       </w:r>
     </w:p>
     <w:sectPr>
